--- a/src/Layers/W1/BaseApp/Foundation/Reporting/HeaderfooterDesign/ExternalMinimalisticCentered.docx
+++ b/src/Layers/W1/BaseApp/Foundation/Reporting/HeaderfooterDesign/ExternalMinimalisticCentered.docx
@@ -18,7 +18,7 @@
 
 <file path=customXml/item3.xml>��< ? x m l   v e r s i o n = " 1 . 0 "   e n c o d i n g = " u t f - 1 6 " ? >   
- < N a v W o r d R e p o r t X m l P a r t   x m l n s = " u r n : m i c r o s o f t - d y n a m i c s - n a v / r e p o r t s / C o m p o s i t e _ L a y o u t _ D e s i g n s / 4 9 9 9 8 / " > + < N a v W o r d R e p o r t X m l P a r t   x m l n s = " u r n : m i c r o s o f t - d y n a m i c s - n a v / r e p o r t s / C o m p o s i t e _ L a y o u t _ D e s i g n s / 1 1 7 5 / " >   
      < B C R e p o r t I n f o r m a t i o n >   
@@ -169,7 +169,7 @@
 
 <file path=customXml/item4.xml>��< ? x m l   v e r s i o n = " 1 . 0 "   e n c o d i n g = " u t f - 1 6 " ? >   
- < N a v W o r d R e p o r t X m l P a r t   x m l n s = " u r n : m i c r o s o f t - d y n a m i c s - b u s i n e s s c e n t r a l / i n t e r n a l / e x t e n d e d / r e p o r t s / C o m p o s i t e _ L a y o u t _ D e s i g n s / 4 9 9 9 8 / " > + < N a v W o r d R e p o r t X m l P a r t   x m l n s = " u r n : m i c r o s o f t - d y n a m i c s - b u s i n e s s c e n t r a l / i n t e r n a l / e x t e n d e d / r e p o r t s / C o m p o s i t e _ L a y o u t _ D e s i g n s / 1 1 7 5 / " >   
      < B C R e p o r t I n f o r m a t i o n >   
